--- a/HW02_A2_17897372087190755.docx
+++ b/HW02_A2_17897372087190755.docx
@@ -14,8 +14,16 @@
       <w:pPr>
         <w:jc w:val="right"/>
       </w:pPr>
+      <w:commentRangeStart w:id="1"/>
       <w:r>
         <w:t>Due 2026-Sept-24</w:t>
+      </w:r>
+      <w:commentRangeEnd w:id="1"/>
+      <w:r>
+        <w:rPr>
+          <w:rStyle w:val="CommentReference"/>
+        </w:rPr>
+        <w:commentReference w:id="1"/>
       </w:r>
     </w:p>
     <w:p>
@@ -223,6 +231,7 @@
             <w:pPr>
               <w:spacing w:before="0" w:after="0" w:line="240" w:lineRule="auto"/>
             </w:pPr>
+            <w:commentRangeStart w:id="2"/>
             <w:r>
               <w:rPr>
                 <w:rFonts w:ascii="Arial" w:hAnsi="Arial"/>
@@ -230,6 +239,13 @@
                 <w:sz w:val="21"/>
               </w:rPr>
               <w:t xml:space="preserve"> startPointer = 0. The last node has myLinkedListPointers[node] = -1; here, node 7.</w:t>
+            </w:r>
+            <w:commentRangeEnd w:id="2"/>
+            <w:r>
+              <w:rPr>
+                <w:rStyle w:val="CommentReference"/>
+              </w:rPr>
+              <w:commentReference w:id="2"/>
             </w:r>
           </w:p>
         </w:tc>
@@ -791,6 +807,7 @@
             <w:pPr>
               <w:spacing w:before="0" w:after="0" w:line="240" w:lineRule="auto"/>
             </w:pPr>
+            <w:commentRangeStart w:id="3"/>
             <w:r>
               <w:rPr>
                 <w:rFonts w:ascii="Courier New" w:hAnsi="Courier New"/>
@@ -862,6 +879,13 @@
               </w:rPr>
               <w:t>ENDFUNCTION</w:t>
             </w:r>
+            <w:commentRangeEnd w:id="3"/>
+            <w:r>
+              <w:rPr>
+                <w:rStyle w:val="CommentReference"/>
+              </w:rPr>
+              <w:commentReference w:id="3"/>
+            </w:r>
           </w:p>
         </w:tc>
       </w:tr>
@@ -893,6 +917,7 @@
             <w:pPr>
               <w:spacing w:before="0" w:after="0" w:line="240" w:lineRule="auto"/>
             </w:pPr>
+            <w:commentRangeStart w:id="4"/>
             <w:r>
               <w:rPr>
                 <w:rFonts w:ascii="Courier New" w:hAnsi="Courier New"/>
@@ -981,6 +1006,13 @@
                 <w:sz w:val="17"/>
               </w:rPr>
               <w:t>ENDFUNCTION</w:t>
+            </w:r>
+            <w:commentRangeEnd w:id="4"/>
+            <w:r>
+              <w:rPr>
+                <w:rStyle w:val="CommentReference"/>
+              </w:rPr>
+              <w:commentReference w:id="4"/>
             </w:r>
           </w:p>
         </w:tc>
@@ -1178,6 +1210,7 @@
             <w:pPr>
               <w:spacing w:before="0" w:after="0" w:line="240" w:lineRule="auto"/>
             </w:pPr>
+            <w:commentRangeStart w:id="5"/>
             <w:r>
               <w:rPr>
                 <w:rFonts w:ascii="Arial" w:hAnsi="Arial"/>
@@ -1185,6 +1218,13 @@
                 <w:sz w:val="21"/>
               </w:rPr>
               <w:t xml:space="preserve"> End insertion follows links to the tail because no tail pointer is stored. Start insertion uses startPointer directly: set new.next to it, then update startPointer.</w:t>
+            </w:r>
+            <w:commentRangeEnd w:id="5"/>
+            <w:r>
+              <w:rPr>
+                <w:rStyle w:val="CommentReference"/>
+              </w:rPr>
+              <w:commentReference w:id="5"/>
             </w:r>
           </w:p>
         </w:tc>
@@ -1641,6 +1681,46 @@
 </w:document>
 </file>
 
+<file path=word/comments.xml><?xml version="1.0" encoding="utf-8"?>
+<w:comments xmlns:w="http://schemas.openxmlformats.org/wordprocessingml/2006/main">
+  <w:comment w:id="1" w:author="Teacher" w:date="2026-09-27T11:00:00Z" w:initials="T">
+    <w:p>
+      <w:r>
+        <w:t xml:space="preserve">Late submission: this homework was due on 24 September 2026 but was uploaded on 26 September 2026, two days late. A penalty of 20 marks has been applied: 95 - 20 = 75. The work itself was marked normally, so the comments below show the marks your answers earned before the penalty.</w:t>
+      </w:r>
+    </w:p>
+  </w:comment>
+  <w:comment w:id="2" w:author="Teacher" w:date="2026-09-27T11:00:00Z" w:initials="T">
+    <w:p>
+      <w:r>
+        <w:t xml:space="preserve">3/4 - startPointer = 0 is correct, and you correctly state that the last node is the one whose pointer is -1 and identify it as node 7. The mark lost is for the other half of the explanation: how the program gets there - it must start at startPointer and follow the next pointer from each node in turn until it meets -1. (-1)</w:t>
+      </w:r>
+    </w:p>
+  </w:comment>
+  <w:comment w:id="3" w:author="Teacher" w:date="2026-09-27T11:00:00Z" w:initials="T">
+    <w:p>
+      <w:r>
+        <w:t xml:space="preserve">6/8 - The initialisation, the WHILE loop that follows the pointers, and the counter and return are all correct. Two marks are lost in the header. First, a FUNCTION must state what it returns, so the first line should be FUNCTION countNodes() RETURNS INTEGER. Second, there are no DECLARE statements for count and p - CIE pseudocode requires the variables to be declared before they are used. (-2)</w:t>
+      </w:r>
+    </w:p>
+  </w:comment>
+  <w:comment w:id="4" w:author="Teacher" w:date="2026-09-27T11:00:00Z" w:initials="T">
+    <w:p>
+      <w:r>
+        <w:t xml:space="preserve">9/10 - A complete and correct answer: the empty-list check returning -1, initialising maxValue from the first node, the loop that traverses the whole list, and the update and return are all right. The mark lost is in the header - a FUNCTION must state what it returns, so the first line should be FUNCTION findMax() RETURNS INTEGER. (-1)</w:t>
+      </w:r>
+    </w:p>
+  </w:comment>
+  <w:comment w:id="5" w:author="Teacher" w:date="2026-09-27T11:00:00Z" w:initials="T">
+    <w:p>
+      <w:r>
+        <w:t xml:space="preserve">4/5 - You have the essential point: the end insertion must follow the links to the tail because no tail pointer is stored, while inserting at the start only needs startPointer. The missing mark is for saying why the last node has to be found at all - the new node must be linked to it, and that is what forces the traversal. (-1)</w:t>
+      </w:r>
+    </w:p>
+  </w:comment>
+</w:comments>
+</file>
+
 <file path=word/endnotes.xml><?xml version="1.0" encoding="utf-8"?>
 <w:endnotes xmlns:wpc="http://schemas.microsoft.com/office/word/2010/wordprocessingCanvas" xmlns:cx="http://schemas.microsoft.com/office/drawing/2014/chartex" xmlns:cx1="http://schemas.microsoft.com/office/drawing/2015/9/8/chartex" xmlns:cx2="http://schemas.microsoft.com/office/drawing/2015/10/21/chartex" xmlns:cx3="http://schemas.microsoft.com/office/drawing/2016/5/9/chartex" xmlns:cx4="http://schemas.microsoft.com/office/drawing/2016/5/10/chartex" xmlns:cx5="http://schemas.microsoft.com/office/drawing/2016/5/11/chartex" xmlns:cx6="http://schemas.microsoft.com/office/drawing/2016/5/12/chartex" xmlns:cx7="http://schemas.microsoft.com/office/drawing/2016/5/13/chartex" xmlns:cx8="http://schemas.microsoft.com/office/drawing/2016/5/14/chartex" xmlns:mc="http://schemas.openxmlformats.org/markup-compatibility/2006" xmlns:aink="http://schemas.microsoft.com/office/drawing/2016/ink" xmlns:am3d="http://schemas.microsoft.com/office/drawing/2017/model3d" xmlns:o="urn:schemas-microsoft-com:office:office" xmlns:oel="http://schemas.microsoft.com/office/2019/extlst" xmlns:r="http://schemas.openxmlformats.org/officeDocument/2006/relationships" xmlns:m="http://schemas.openxmlformats.org/officeDocument/2006/math" xmlns:v="urn:schemas-microsoft-com:vml" xmlns:wp14="http://schemas.microsoft.com/office/word/2010/wordprocessingDrawing" xmlns:wp="http://schemas.openxmlformats.org/drawingml/2006/wordprocessingDrawing" xmlns:w10="urn:schemas-microsoft-com:office:word" xmlns:w="http://schemas.openxmlformats.org/wordprocessingml/2006/main" xmlns:w14="http://schemas.microsoft.com/office/word/2010/wordml" xmlns:w15="http://schemas.microsoft.com/office/word/2012/wordml" xmlns:w16cex="http://schemas.microsoft.com/office/word/2018/wordml/cex" xmlns:w16cid="http://schemas.microsoft.com/office/word/2016/wordml/cid" xmlns:w16="http://schemas.microsoft.com/office/word/2018/wordml" xmlns:w16sdtdh="http://schemas.microsoft.com/office/word/2020/wordml/sdtdatahash" xmlns:w16se="http://schemas.microsoft.com/office/word/2015/wordml/symex" xmlns:wpg="http://schemas.microsoft.com/office/word/2010/wordprocessingGroup" xmlns:wpi="http://schemas.microsoft.com/office/word/2010/wordprocessingInk" xmlns:wne="http://schemas.microsoft.com/office/word/2006/wordml" xmlns:wps="http://schemas.microsoft.com/office/word/2010/wordprocessingShape" mc:Ignorable="w14 w15 w16se w16cid w16 w16cex w16sdtdh wp14">
   <w:endnote w:type="separator" w:id="-1">
